--- a/data/revised_2026-10_full/outputs/v2/Physics/SS3.3_Introduction_to_Electronics/Physics_Introduction_to_Electronics_FinalExplanation_TeacherKey.docx
+++ b/data/revised_2026-10_full/outputs/v2/Physics/SS3.3_Introduction_to_Electronics/Physics_Introduction_to_Electronics_FinalExplanation_TeacherKey.docx
@@ -3126,7 +3126,7 @@
         </w:rPr>
         <w:t xml:space="preserve">© 2026 SeaVuria and ARES. This work is licensed under a </w:t>
       </w:r>
-      <w:hyperlink w:history="1" r:id="rIdfb7zg6bimbrgnsjgiop3t">
+      <w:hyperlink w:history="1" r:id="rIdxszfxzajmf1tbdlasflbd">
         <w:r>
           <w:rPr>
             <w:rFonts w:ascii="Arial" w:cs="Arial" w:eastAsia="Arial" w:hAnsi="Arial"/>
@@ -3146,7 +3146,7 @@
         </w:rPr>
         <w:t xml:space="preserve"> (</w:t>
       </w:r>
-      <w:hyperlink w:history="1" r:id="rIdctovhoqagpwlyprrqbsey">
+      <w:hyperlink w:history="1" r:id="rIdjniq6bjwmrpfpv7qxekc9">
         <w:r>
           <w:rPr>
             <w:rFonts w:ascii="Arial" w:cs="Arial" w:eastAsia="Arial" w:hAnsi="Arial"/>
@@ -3166,7 +3166,7 @@
         </w:rPr>
         <w:t xml:space="preserve">). To view a copy of this license, visit </w:t>
       </w:r>
-      <w:hyperlink w:history="1" r:id="rIdjhaqc4lhtp7viuqsewasq">
+      <w:hyperlink w:history="1" r:id="rIddocs9caae-wwbp3ucypj0">
         <w:r>
           <w:rPr>
             <w:rFonts w:ascii="Arial" w:cs="Arial" w:eastAsia="Arial" w:hAnsi="Arial"/>
